--- a/hxx毕设-副本.docx
+++ b/hxx毕设-副本.docx
@@ -4,148 +4,97 @@
   <w:body>
     <w:p>
       <w:pPr>
-        <w:rPr>
-          <w:rFonts w:ascii="宋体" w:hAnsi="宋体" w:eastAsia="宋体" w:cs="宋体"/>
-          <w:sz w:val="24"/>
-        </w:rPr>
-      </w:pPr>
-      <w:r>
-        <w:rPr>
-          <w:rFonts w:hint="eastAsia" w:ascii="宋体" w:hAnsi="宋体" w:eastAsia="宋体" w:cs="宋体"/>
-          <w:sz w:val="24"/>
+        <w:pStyle w:val="2"/>
+        <w:bidi w:val="0"/>
+      </w:pPr>
+      <w:r>
+        <w:rPr>
+          <w:rFonts w:hint="eastAsia"/>
         </w:rPr>
         <w:t xml:space="preserve">第二章 </w:t>
       </w:r>
       <w:r>
-        <w:rPr>
-          <w:rFonts w:ascii="宋体" w:hAnsi="宋体" w:eastAsia="宋体" w:cs="宋体"/>
-          <w:sz w:val="24"/>
-        </w:rPr>
         <w:t>系统的技术分析</w:t>
       </w:r>
     </w:p>
     <w:p>
       <w:pPr>
-        <w:rPr>
-          <w:rFonts w:ascii="宋体" w:hAnsi="宋体" w:eastAsia="宋体" w:cs="宋体"/>
-          <w:sz w:val="24"/>
-        </w:rPr>
-      </w:pPr>
-      <w:r>
-        <w:rPr>
-          <w:rFonts w:ascii="宋体" w:hAnsi="宋体" w:eastAsia="宋体" w:cs="宋体"/>
-          <w:sz w:val="24"/>
-        </w:rPr>
+        <w:pStyle w:val="3"/>
+        <w:bidi w:val="0"/>
+      </w:pPr>
+      <w:r>
         <w:t>2.1 体系结构分析</w:t>
       </w:r>
     </w:p>
     <w:p>
       <w:pPr>
-        <w:rPr>
-          <w:rFonts w:ascii="宋体" w:hAnsi="宋体" w:eastAsia="宋体" w:cs="宋体"/>
-          <w:sz w:val="24"/>
-        </w:rPr>
-      </w:pPr>
-      <w:r>
-        <w:rPr>
-          <w:rFonts w:ascii="宋体" w:hAnsi="宋体" w:eastAsia="宋体" w:cs="宋体"/>
-          <w:sz w:val="24"/>
-        </w:rPr>
+        <w:pStyle w:val="3"/>
+        <w:bidi w:val="0"/>
+      </w:pPr>
+      <w:r>
         <w:t>2.2 系统采用的开发技术</w:t>
       </w:r>
     </w:p>
     <w:p>
       <w:pPr>
-        <w:rPr>
-          <w:rFonts w:ascii="宋体" w:hAnsi="宋体" w:eastAsia="宋体" w:cs="宋体"/>
-          <w:sz w:val="24"/>
-        </w:rPr>
-      </w:pPr>
-      <w:r>
-        <w:rPr>
-          <w:rFonts w:ascii="宋体" w:hAnsi="宋体" w:eastAsia="宋体" w:cs="宋体"/>
-          <w:sz w:val="24"/>
-        </w:rPr>
+        <w:pStyle w:val="4"/>
+        <w:bidi w:val="0"/>
+      </w:pPr>
+      <w:r>
         <w:t xml:space="preserve">2.2.1 </w:t>
       </w:r>
       <w:r>
         <w:rPr>
-          <w:rFonts w:hint="eastAsia" w:ascii="宋体" w:hAnsi="宋体" w:eastAsia="宋体" w:cs="宋体"/>
-          <w:sz w:val="24"/>
+          <w:rFonts w:hint="eastAsia"/>
         </w:rPr>
         <w:t>Vue</w:t>
       </w:r>
       <w:r>
-        <w:rPr>
-          <w:rFonts w:ascii="宋体" w:hAnsi="宋体" w:eastAsia="宋体" w:cs="宋体"/>
-          <w:sz w:val="24"/>
-        </w:rPr>
         <w:t xml:space="preserve"> 概述</w:t>
       </w:r>
     </w:p>
     <w:p>
       <w:pPr>
-        <w:rPr>
-          <w:rFonts w:ascii="宋体" w:hAnsi="宋体" w:eastAsia="宋体" w:cs="宋体"/>
-          <w:sz w:val="24"/>
-        </w:rPr>
-      </w:pPr>
-      <w:r>
-        <w:rPr>
-          <w:rFonts w:ascii="宋体" w:hAnsi="宋体" w:eastAsia="宋体" w:cs="宋体"/>
-          <w:sz w:val="24"/>
-        </w:rPr>
+        <w:pStyle w:val="4"/>
+        <w:bidi w:val="0"/>
+      </w:pPr>
+      <w:r>
         <w:t xml:space="preserve">2.2.2 </w:t>
       </w:r>
       <w:r>
         <w:rPr>
-          <w:rFonts w:hint="eastAsia" w:ascii="宋体" w:hAnsi="宋体" w:eastAsia="宋体" w:cs="宋体"/>
-          <w:sz w:val="24"/>
+          <w:rFonts w:hint="eastAsia"/>
         </w:rPr>
         <w:t>Springboot与</w:t>
       </w:r>
       <w:r>
-        <w:rPr>
-          <w:rFonts w:ascii="宋体" w:hAnsi="宋体" w:eastAsia="宋体" w:cs="宋体"/>
-          <w:sz w:val="24"/>
-        </w:rPr>
         <w:t xml:space="preserve">MyBatis </w:t>
       </w:r>
       <w:r>
         <w:rPr>
-          <w:rFonts w:hint="eastAsia" w:ascii="宋体" w:hAnsi="宋体" w:eastAsia="宋体" w:cs="宋体"/>
-          <w:sz w:val="24"/>
+          <w:rFonts w:hint="eastAsia"/>
         </w:rPr>
         <w:t>概述</w:t>
       </w:r>
     </w:p>
     <w:p>
       <w:pPr>
-        <w:rPr>
-          <w:rFonts w:ascii="宋体" w:hAnsi="宋体" w:eastAsia="宋体" w:cs="宋体"/>
-          <w:sz w:val="24"/>
-        </w:rPr>
-      </w:pPr>
-      <w:r>
-        <w:rPr>
-          <w:rFonts w:hint="eastAsia" w:ascii="宋体" w:hAnsi="宋体" w:eastAsia="宋体" w:cs="宋体"/>
-          <w:sz w:val="24"/>
+        <w:pStyle w:val="4"/>
+        <w:bidi w:val="0"/>
+      </w:pPr>
+      <w:r>
+        <w:rPr>
+          <w:rFonts w:hint="eastAsia"/>
         </w:rPr>
         <w:t>2.2.3 MySQL 数据库</w:t>
       </w:r>
     </w:p>
     <w:p>
       <w:pPr>
-        <w:rPr>
-          <w:rFonts w:ascii="宋体" w:hAnsi="宋体" w:eastAsia="宋体" w:cs="宋体"/>
-          <w:sz w:val="24"/>
-        </w:rPr>
-      </w:pPr>
-      <w:r>
-        <w:rPr>
-          <w:rFonts w:ascii="宋体" w:hAnsi="宋体" w:eastAsia="宋体" w:cs="宋体"/>
-          <w:sz w:val="24"/>
-        </w:rPr>
+        <w:pStyle w:val="3"/>
+        <w:bidi w:val="0"/>
+      </w:pPr>
+      <w:r>
         <w:t>2.3 本章小结</w:t>
       </w:r>
     </w:p>
@@ -188,22 +137,22 @@
             </w14:solidFill>
           </w14:textFill>
         </w:rPr>
-        <w:t>近年来，随着科技的进步与经济形势的变化，国内众多企业纷纷推行降本增效策略，压缩用人成本，在招聘上也越来越倾向于有经验的成熟人才。夹在中间的应届生处境愈发尴尬，就业压力可以说是史无前例地大。</w:t>
-      </w:r>
-    </w:p>
-    <w:p>
-      <w:pPr>
+        <w:t>近年来，随着科技的进步与经济形势的变化，国内众多企业纷纷推行降本增效策略，压缩用人成本，在招聘上也越来越倾向于有经验的成熟人才。夹在中间的应届生处境愈发尴尬，就业压力</w:t>
+      </w:r>
+      <w:r>
         <w:rPr>
           <w:rFonts w:hint="eastAsia" w:ascii="宋体" w:hAnsi="宋体" w:eastAsia="宋体" w:cs="宋体"/>
           <w:color w:val="000000" w:themeColor="text1"/>
           <w:sz w:val="24"/>
+          <w:lang w:val="en-US" w:eastAsia="zh-CN"/>
           <w14:textFill>
             <w14:solidFill>
               <w14:schemeClr w14:val="tx1"/>
             </w14:solidFill>
           </w14:textFill>
         </w:rPr>
-      </w:pPr>
+        <w:t>可谓</w:t>
+      </w:r>
       <w:r>
         <w:rPr>
           <w:rFonts w:hint="eastAsia" w:ascii="宋体" w:hAnsi="宋体" w:eastAsia="宋体" w:cs="宋体"/>
@@ -215,22 +164,22 @@
             </w14:solidFill>
           </w14:textFill>
         </w:rPr>
-        <w:t>市面上不乏各类求职招聘软件，如Boss直聘、51Job、应届生求职网等，但这些平台大多从企业视角出发，核心是帮企业更高效地筛到人，真正站在应届生角度、帮他们规划求职方向、优化简历、精准匹配岗位的工具却少之又少。与此同时，招聘信息铺天盖地、良莠不齐，信息差问题始终困扰着求职者——资源整合不到位，往往意味着错过一个又一个本来合适的机会。</w:t>
-      </w:r>
-    </w:p>
-    <w:p>
-      <w:pPr>
+        <w:t>史无前例</w:t>
+      </w:r>
+      <w:r>
         <w:rPr>
           <w:rFonts w:hint="eastAsia" w:ascii="宋体" w:hAnsi="宋体" w:eastAsia="宋体" w:cs="宋体"/>
           <w:color w:val="000000" w:themeColor="text1"/>
           <w:sz w:val="24"/>
+          <w:lang w:val="en-US" w:eastAsia="zh-CN"/>
           <w14:textFill>
             <w14:solidFill>
               <w14:schemeClr w14:val="tx1"/>
             </w14:solidFill>
           </w14:textFill>
         </w:rPr>
-      </w:pPr>
+        <w:t>巨大</w:t>
+      </w:r>
       <w:r>
         <w:rPr>
           <w:rFonts w:hint="eastAsia" w:ascii="宋体" w:hAnsi="宋体" w:eastAsia="宋体" w:cs="宋体"/>
@@ -242,7 +191,115 @@
             </w14:solidFill>
           </w14:textFill>
         </w:rPr>
-        <w:t>基于以上两点痛点，就业指导系统应运而生。本系统的需求来源于对应届生求职困境的实际观察与思考，旨在通过系统化的功能设计，切实帮助应届生理清求职思路、提升求职效率。考虑到系统目前仍处于起步阶段，学生用户群体暂时以应届生为主，并以上海海洋大学作为初期测试用例。</w:t>
+        <w:t>。</w:t>
+      </w:r>
+    </w:p>
+    <w:p>
+      <w:pPr>
+        <w:rPr>
+          <w:rFonts w:hint="eastAsia" w:ascii="宋体" w:hAnsi="宋体" w:eastAsia="宋体" w:cs="宋体"/>
+          <w:color w:val="000000" w:themeColor="text1"/>
+          <w:sz w:val="24"/>
+          <w14:textFill>
+            <w14:solidFill>
+              <w14:schemeClr w14:val="tx1"/>
+            </w14:solidFill>
+          </w14:textFill>
+        </w:rPr>
+      </w:pPr>
+      <w:r>
+        <w:rPr>
+          <w:rFonts w:hint="eastAsia" w:ascii="宋体" w:hAnsi="宋体" w:eastAsia="宋体" w:cs="宋体"/>
+          <w:color w:val="000000" w:themeColor="text1"/>
+          <w:sz w:val="24"/>
+          <w14:textFill>
+            <w14:solidFill>
+              <w14:schemeClr w14:val="tx1"/>
+            </w14:solidFill>
+          </w14:textFill>
+        </w:rPr>
+        <w:t>市面上不乏各类求职招聘软件，如Boss直聘、51Job、应届生求职网等，但这些平台大多从企业视角出发，核心是帮企业更高效地筛到人，真正站在应届生角度</w:t>
+      </w:r>
+      <w:r>
+        <w:rPr>
+          <w:rFonts w:hint="eastAsia" w:ascii="宋体" w:hAnsi="宋体" w:eastAsia="宋体" w:cs="宋体"/>
+          <w:color w:val="000000" w:themeColor="text1"/>
+          <w:sz w:val="24"/>
+          <w:lang w:eastAsia="zh-CN"/>
+          <w14:textFill>
+            <w14:solidFill>
+              <w14:schemeClr w14:val="tx1"/>
+            </w14:solidFill>
+          </w14:textFill>
+        </w:rPr>
+        <w:t>，</w:t>
+      </w:r>
+      <w:r>
+        <w:rPr>
+          <w:rFonts w:hint="eastAsia" w:ascii="宋体" w:hAnsi="宋体" w:eastAsia="宋体" w:cs="宋体"/>
+          <w:color w:val="000000" w:themeColor="text1"/>
+          <w:sz w:val="24"/>
+          <w14:textFill>
+            <w14:solidFill>
+              <w14:schemeClr w14:val="tx1"/>
+            </w14:solidFill>
+          </w14:textFill>
+        </w:rPr>
+        <w:t>帮他们规划求职方向、优化简历、精准匹配岗位的工具却少之又少。与此同时，招聘信息铺天盖地、良莠不齐，信息差问题始终困扰着求职者——资源整合不到位，往往意味着错过一个又一个本来合适的机会。</w:t>
+      </w:r>
+    </w:p>
+    <w:p>
+      <w:pPr>
+        <w:rPr>
+          <w:rFonts w:hint="eastAsia" w:ascii="宋体" w:hAnsi="宋体" w:eastAsia="宋体" w:cs="宋体"/>
+          <w:color w:val="000000" w:themeColor="text1"/>
+          <w:sz w:val="24"/>
+          <w14:textFill>
+            <w14:solidFill>
+              <w14:schemeClr w14:val="tx1"/>
+            </w14:solidFill>
+          </w14:textFill>
+        </w:rPr>
+      </w:pPr>
+      <w:r>
+        <w:rPr>
+          <w:rFonts w:hint="eastAsia" w:ascii="宋体" w:hAnsi="宋体" w:eastAsia="宋体" w:cs="宋体"/>
+          <w:color w:val="000000" w:themeColor="text1"/>
+          <w:sz w:val="24"/>
+          <w14:textFill>
+            <w14:solidFill>
+              <w14:schemeClr w14:val="tx1"/>
+            </w14:solidFill>
+          </w14:textFill>
+        </w:rPr>
+        <w:t>基于以上两</w:t>
+      </w:r>
+      <w:r>
+        <w:rPr>
+          <w:rFonts w:hint="eastAsia" w:ascii="宋体" w:hAnsi="宋体" w:eastAsia="宋体" w:cs="宋体"/>
+          <w:color w:val="000000" w:themeColor="text1"/>
+          <w:sz w:val="24"/>
+          <w:lang w:val="en-US" w:eastAsia="zh-CN"/>
+          <w14:textFill>
+            <w14:solidFill>
+              <w14:schemeClr w14:val="tx1"/>
+            </w14:solidFill>
+          </w14:textFill>
+        </w:rPr>
+        <w:t>个</w:t>
+      </w:r>
+      <w:r>
+        <w:rPr>
+          <w:rFonts w:hint="eastAsia" w:ascii="宋体" w:hAnsi="宋体" w:eastAsia="宋体" w:cs="宋体"/>
+          <w:color w:val="000000" w:themeColor="text1"/>
+          <w:sz w:val="24"/>
+          <w14:textFill>
+            <w14:solidFill>
+              <w14:schemeClr w14:val="tx1"/>
+            </w14:solidFill>
+          </w14:textFill>
+        </w:rPr>
+        <w:t>痛点，就业指导系统应运而生。本系统的需求来源于对应届生求职困境的实际观察与思考，旨在通过系统化的功能设计，切实帮助应届生理清求职思路、提升求职效率。考虑到系统目前仍处于起步阶段，学生用户群体暂时以应届生为主，并以上海海洋大学作为初期测试用例。</w:t>
       </w:r>
     </w:p>
     <w:p>
@@ -468,7 +525,7 @@
                     </pic:cNvPicPr>
                   </pic:nvPicPr>
                   <pic:blipFill>
-                    <a:blip r:embed="rId4"/>
+                    <a:blip r:embed="rId6"/>
                     <a:srcRect l="674" r="446"/>
                     <a:stretch>
                       <a:fillRect/>
@@ -584,7 +641,7 @@
           <w:sz w:val="24"/>
           <w:lang w:val="en-US" w:eastAsia="zh-CN"/>
         </w:rPr>
-        <w:t>拥有最高全新啊</w:t>
+        <w:t>拥有最高权限</w:t>
       </w:r>
       <w:r>
         <w:rPr>
@@ -1178,8 +1235,6 @@
         </w:rPr>
         <w:t>3.3.1 实体分析</w:t>
       </w:r>
-      <w:bookmarkStart w:id="0" w:name="_GoBack"/>
-      <w:bookmarkEnd w:id="0"/>
     </w:p>
     <w:p>
       <w:pPr>
@@ -1648,7 +1703,7 @@
                     </pic:cNvPicPr>
                   </pic:nvPicPr>
                   <pic:blipFill>
-                    <a:blip r:embed="rId5"/>
+                    <a:blip r:embed="rId7"/>
                     <a:stretch>
                       <a:fillRect/>
                     </a:stretch>
@@ -1687,128 +1742,350 @@
     </w:p>
     <w:p>
       <w:pPr>
-        <w:rPr>
-          <w:rFonts w:ascii="宋体" w:hAnsi="宋体" w:eastAsia="宋体" w:cs="宋体"/>
-          <w:sz w:val="24"/>
-        </w:rPr>
-      </w:pPr>
-      <w:r>
-        <w:rPr>
-          <w:rFonts w:ascii="宋体" w:hAnsi="宋体" w:eastAsia="宋体" w:cs="宋体"/>
-          <w:sz w:val="24"/>
-        </w:rPr>
+        <w:pStyle w:val="3"/>
+        <w:bidi w:val="0"/>
+      </w:pPr>
+      <w:r>
         <w:t>3.4 系统安全及界面设计需求</w:t>
       </w:r>
     </w:p>
     <w:p>
       <w:pPr>
-        <w:rPr>
-          <w:rFonts w:ascii="宋体" w:hAnsi="宋体" w:eastAsia="宋体" w:cs="宋体"/>
-          <w:sz w:val="24"/>
-        </w:rPr>
-      </w:pPr>
-      <w:r>
-        <w:rPr>
-          <w:rFonts w:ascii="宋体" w:hAnsi="宋体" w:eastAsia="宋体" w:cs="宋体"/>
-          <w:sz w:val="24"/>
-        </w:rPr>
+        <w:pStyle w:val="4"/>
+        <w:bidi w:val="0"/>
+      </w:pPr>
+      <w:r>
         <w:t>3.4.1 系统的可靠性要求</w:t>
       </w:r>
     </w:p>
     <w:p>
       <w:pPr>
         <w:rPr>
-          <w:rFonts w:ascii="宋体" w:hAnsi="宋体" w:eastAsia="宋体" w:cs="宋体"/>
-          <w:sz w:val="24"/>
-        </w:rPr>
-      </w:pPr>
-      <w:r>
-        <w:rPr>
-          <w:rFonts w:ascii="宋体" w:hAnsi="宋体" w:eastAsia="宋体" w:cs="宋体"/>
-          <w:sz w:val="24"/>
-        </w:rPr>
+          <w:rFonts w:hint="eastAsia"/>
+        </w:rPr>
+      </w:pPr>
+      <w:r>
+        <w:rPr>
+          <w:rFonts w:hint="eastAsia"/>
+        </w:rPr>
+        <w:t>本系统涉及学生个人信息、企业招聘数据及应聘记录等敏感数据，对系统的安全可靠性有一定要求，具体如下：</w:t>
+      </w:r>
+    </w:p>
+    <w:p>
+      <w:pPr>
+        <w:rPr>
+          <w:rFonts w:hint="eastAsia"/>
+        </w:rPr>
+      </w:pPr>
+      <w:r>
+        <w:rPr>
+          <w:rFonts w:hint="eastAsia"/>
+        </w:rPr>
+        <w:t>（1）</w:t>
+      </w:r>
+      <w:r>
+        <w:rPr>
+          <w:rFonts w:hint="eastAsia"/>
+        </w:rPr>
+        <w:t>系统采用基于 JWT（JSON Web Token）的身份认证机制。用户登录时须通过用户名与密码验证，验证通过后由服务端签发 Token，后续每次请求均需携带有效 Token 方可访问受保护资源</w:t>
+      </w:r>
+      <w:r>
+        <w:rPr>
+          <w:rFonts w:hint="eastAsia"/>
+          <w:lang w:eastAsia="zh-CN"/>
+        </w:rPr>
+        <w:t>。</w:t>
+      </w:r>
+      <w:r>
+        <w:rPr>
+          <w:rFonts w:hint="eastAsia"/>
+          <w:lang w:val="en-US" w:eastAsia="zh-CN"/>
+        </w:rPr>
+        <w:t>这</w:t>
+      </w:r>
+      <w:r>
+        <w:rPr>
+          <w:rFonts w:hint="eastAsia"/>
+        </w:rPr>
+        <w:t>防</w:t>
+      </w:r>
+      <w:r>
+        <w:rPr>
+          <w:rFonts w:hint="eastAsia"/>
+        </w:rPr>
+        <w:t>止</w:t>
+      </w:r>
+      <w:r>
+        <w:rPr>
+          <w:rFonts w:hint="eastAsia"/>
+          <w:lang w:val="en-US" w:eastAsia="zh-CN"/>
+        </w:rPr>
+        <w:t>了</w:t>
+      </w:r>
+      <w:r>
+        <w:rPr>
+          <w:rFonts w:hint="eastAsia"/>
+        </w:rPr>
+        <w:t>未授权用户非法访问系统数据</w:t>
+      </w:r>
+      <w:r>
+        <w:rPr>
+          <w:rFonts w:hint="eastAsia"/>
+          <w:lang w:val="en-US" w:eastAsia="zh-CN"/>
+        </w:rPr>
+        <w:t>的情况</w:t>
+      </w:r>
+      <w:r>
+        <w:rPr>
+          <w:rFonts w:hint="eastAsia"/>
+        </w:rPr>
+        <w:t>。</w:t>
+      </w:r>
+    </w:p>
+    <w:p>
+      <w:pPr>
+        <w:rPr>
+          <w:rFonts w:hint="eastAsia"/>
+        </w:rPr>
+      </w:pPr>
+      <w:r>
+        <w:rPr>
+          <w:rFonts w:hint="eastAsia"/>
+        </w:rPr>
+        <w:t>（2）系统对学生、企业、辅导员、管理员四类角色分别实施权限控制，不同角色只能操作与自身权限匹配的功能模块，越权访问将被系统拦截。</w:t>
+      </w:r>
+    </w:p>
+    <w:p>
+      <w:pPr>
+        <w:rPr>
+          <w:rFonts w:hint="eastAsia"/>
+        </w:rPr>
+      </w:pPr>
+      <w:r>
+        <w:rPr>
+          <w:rFonts w:hint="eastAsia"/>
+        </w:rPr>
+        <w:t>（3）用户登录密码禁止以明文形式存储，系统须对密码进行加密处理后方可写入数据库，保障用户账号安全。</w:t>
+      </w:r>
+    </w:p>
+    <w:p>
+      <w:r>
+        <w:rPr>
+          <w:rFonts w:hint="eastAsia"/>
+        </w:rPr>
+        <w:t>（4）系统基于 B/S 架构部署，核心数据集中存储于服务端，客户端设备的损坏或丢失不会影响系统数据的完整性。</w:t>
+      </w:r>
+    </w:p>
+    <w:p>
+      <w:pPr>
+        <w:pStyle w:val="4"/>
+        <w:bidi w:val="0"/>
+      </w:pPr>
+      <w:r>
         <w:t>3.4.2 系统的界面设计需求</w:t>
       </w:r>
     </w:p>
     <w:p>
       <w:pPr>
         <w:rPr>
-          <w:rFonts w:ascii="宋体" w:hAnsi="宋体" w:eastAsia="宋体" w:cs="宋体"/>
-          <w:sz w:val="24"/>
-        </w:rPr>
-      </w:pPr>
-      <w:r>
-        <w:rPr>
-          <w:rFonts w:ascii="宋体" w:hAnsi="宋体" w:eastAsia="宋体" w:cs="宋体"/>
-          <w:sz w:val="24"/>
-        </w:rPr>
+          <w:rFonts w:hint="eastAsia"/>
+        </w:rPr>
+      </w:pPr>
+      <w:r>
+        <w:rPr>
+          <w:rFonts w:hint="eastAsia"/>
+        </w:rPr>
+        <w:t>界面设计的好坏直接决定了用户对系统的使用体验。本系统在界面设计上需满足以下要求：</w:t>
+      </w:r>
+    </w:p>
+    <w:p>
+      <w:pPr>
+        <w:rPr>
+          <w:rFonts w:hint="eastAsia"/>
+        </w:rPr>
+      </w:pPr>
+      <w:r>
+        <w:rPr>
+          <w:rFonts w:hint="eastAsia"/>
+        </w:rPr>
+        <w:t>（1）系统采用 Vue3 框架结合 Element Plus 组件库进行前端开发，各页面字体、配色、按钮样式保持统一，整体风格简洁清爽。</w:t>
+      </w:r>
+    </w:p>
+    <w:p>
+      <w:pPr>
+        <w:rPr>
+          <w:rFonts w:hint="eastAsia"/>
+        </w:rPr>
+      </w:pPr>
+      <w:r>
+        <w:rPr>
+          <w:rFonts w:hint="eastAsia"/>
+        </w:rPr>
+        <w:t>（2）不同角色用户登录后只展示各自对应的功能菜单，无关功能不对其展示，减少信息干扰。</w:t>
+      </w:r>
+    </w:p>
+    <w:p>
+      <w:pPr>
+        <w:rPr>
+          <w:rFonts w:hint="eastAsia"/>
+        </w:rPr>
+      </w:pPr>
+      <w:r>
+        <w:rPr>
+          <w:rFonts w:hint="eastAsia"/>
+        </w:rPr>
+        <w:t>（3）系统支持主流浏览器访问，无需安装任何客户端，打开浏览器即可使用全部功能。</w:t>
+      </w:r>
+    </w:p>
+    <w:p>
+      <w:r>
+        <w:rPr>
+          <w:rFonts w:hint="eastAsia"/>
+        </w:rPr>
+        <w:t>（4）表单须提供必要的填写提示与实时校验反馈，用户填写有误时能及时收到提示，避免操作失误。</w:t>
+      </w:r>
+    </w:p>
+    <w:p>
+      <w:pPr>
+        <w:pStyle w:val="3"/>
+        <w:bidi w:val="0"/>
+      </w:pPr>
+      <w:r>
         <w:t>3.5 本章小结</w:t>
       </w:r>
     </w:p>
     <w:p>
-      <w:pPr>
-        <w:rPr>
-          <w:rFonts w:ascii="宋体" w:hAnsi="宋体" w:eastAsia="宋体" w:cs="宋体"/>
-          <w:sz w:val="24"/>
-        </w:rPr>
-      </w:pPr>
-      <w:r>
-        <w:rPr>
-          <w:rFonts w:ascii="宋体" w:hAnsi="宋体" w:eastAsia="宋体" w:cs="宋体"/>
-          <w:sz w:val="24"/>
-        </w:rPr>
+      <w:r>
+        <w:rPr>
+          <w:rFonts w:hint="eastAsia"/>
+        </w:rPr>
+        <w:t>本章围绕就业指导系统的需求分析展开</w:t>
+      </w:r>
+      <w:r>
+        <w:rPr>
+          <w:rFonts w:hint="eastAsia"/>
+          <w:lang w:eastAsia="zh-CN"/>
+        </w:rPr>
+        <w:t>。</w:t>
+      </w:r>
+      <w:r>
+        <w:rPr>
+          <w:rFonts w:hint="eastAsia"/>
+          <w:lang w:val="en-US" w:eastAsia="zh-CN"/>
+        </w:rPr>
+        <w:t>重点</w:t>
+      </w:r>
+      <w:r>
+        <w:rPr>
+          <w:rFonts w:hint="eastAsia"/>
+        </w:rPr>
+        <w:t>对系统的业务流程进行了梳理，明确了学生、企业、辅导员和管理员四类用户角色各自的操作路径</w:t>
+      </w:r>
+      <w:r>
+        <w:rPr>
+          <w:rFonts w:hint="eastAsia"/>
+          <w:lang w:eastAsia="zh-CN"/>
+        </w:rPr>
+        <w:t>，</w:t>
+      </w:r>
+      <w:r>
+        <w:rPr>
+          <w:rFonts w:hint="eastAsia"/>
+          <w:lang w:val="en-US" w:eastAsia="zh-CN"/>
+        </w:rPr>
+        <w:t>以及</w:t>
+      </w:r>
+      <w:r>
+        <w:rPr>
+          <w:rFonts w:hint="eastAsia"/>
+        </w:rPr>
+        <w:t>对各角色的功能模块进行了详细分析</w:t>
+      </w:r>
+      <w:r>
+        <w:rPr>
+          <w:rFonts w:hint="eastAsia"/>
+          <w:lang w:eastAsia="zh-CN"/>
+        </w:rPr>
+        <w:t>。</w:t>
+      </w:r>
+      <w:r>
+        <w:rPr>
+          <w:rFonts w:hint="eastAsia"/>
+        </w:rPr>
+        <w:t>随后从实体识别与关系梳理两个角度完成了数据库分析，并给出了系统的 ER 图</w:t>
+      </w:r>
+      <w:r>
+        <w:rPr>
+          <w:rFonts w:hint="eastAsia"/>
+          <w:lang w:eastAsia="zh-CN"/>
+        </w:rPr>
+        <w:t>，</w:t>
+      </w:r>
+      <w:r>
+        <w:rPr>
+          <w:rFonts w:hint="eastAsia"/>
+          <w:lang w:val="en-US" w:eastAsia="zh-CN"/>
+        </w:rPr>
+        <w:t>并且</w:t>
+      </w:r>
+      <w:r>
+        <w:rPr>
+          <w:rFonts w:hint="eastAsia"/>
+        </w:rPr>
+        <w:t>对系统的安全可靠性与界面设计需求作出了说明。</w:t>
+      </w:r>
+    </w:p>
+    <w:p>
+      <w:pPr>
+        <w:pStyle w:val="2"/>
+        <w:bidi w:val="0"/>
+      </w:pPr>
+      <w:r>
         <w:t>第四章 系统的设计</w:t>
       </w:r>
     </w:p>
     <w:p>
       <w:pPr>
-        <w:rPr>
-          <w:rFonts w:ascii="宋体" w:hAnsi="宋体" w:eastAsia="宋体" w:cs="宋体"/>
-          <w:sz w:val="24"/>
-        </w:rPr>
-      </w:pPr>
-      <w:r>
-        <w:rPr>
-          <w:rFonts w:ascii="宋体" w:hAnsi="宋体" w:eastAsia="宋体" w:cs="宋体"/>
-          <w:sz w:val="24"/>
-        </w:rPr>
+        <w:pStyle w:val="3"/>
+        <w:bidi w:val="0"/>
+      </w:pPr>
+      <w:r>
         <w:t>4.1 系统总体设计</w:t>
       </w:r>
     </w:p>
     <w:p>
       <w:pPr>
-        <w:rPr>
-          <w:rFonts w:ascii="宋体" w:hAnsi="宋体" w:eastAsia="宋体" w:cs="宋体"/>
-          <w:sz w:val="24"/>
-        </w:rPr>
-      </w:pPr>
-      <w:r>
-        <w:rPr>
-          <w:rFonts w:ascii="宋体" w:hAnsi="宋体" w:eastAsia="宋体" w:cs="宋体"/>
-          <w:sz w:val="24"/>
-        </w:rPr>
+        <w:pStyle w:val="4"/>
+        <w:bidi w:val="0"/>
+        <w:rPr>
+          <w:rFonts w:hint="eastAsia"/>
+        </w:rPr>
+      </w:pPr>
+      <w:r>
         <w:t>4.1.1 系统总体框架设计</w:t>
       </w:r>
       <w:r>
         <w:rPr>
-          <w:rFonts w:hint="eastAsia" w:ascii="宋体" w:hAnsi="宋体" w:eastAsia="宋体" w:cs="宋体"/>
-          <w:sz w:val="24"/>
+          <w:rFonts w:hint="eastAsia"/>
         </w:rPr>
         <w:t>（</w:t>
       </w:r>
       <w:r>
-        <w:rPr>
-          <w:rFonts w:ascii="宋体" w:hAnsi="宋体" w:eastAsia="宋体" w:cs="宋体"/>
-          <w:sz w:val="24"/>
-        </w:rPr>
         <w:t>系统功能树形图</w:t>
       </w:r>
       <w:r>
         <w:rPr>
-          <w:rFonts w:hint="eastAsia" w:ascii="宋体" w:hAnsi="宋体" w:eastAsia="宋体" w:cs="宋体"/>
-          <w:sz w:val="24"/>
+          <w:rFonts w:hint="eastAsia"/>
         </w:rPr>
         <w:t>）</w:t>
+      </w:r>
+    </w:p>
+    <w:p>
+      <w:r>
+        <w:rPr>
+          <w:rFonts w:hint="eastAsia"/>
+        </w:rPr>
+        <w:t>通过第三章对系统的需求分析，结合应届生求职的实际场景与各类用户角色的具体需求，就业指导系统的功能重点在于帮助学生高效匹配岗位、提升求职竞争力，同时为企业、辅导员和管理员提供各自所需的管理入口。系统按照四类用户角色划分功能模块，管理员负责系统的整体运维与数据管理，辅导员承担就业指导与学生监督的职责，学生围绕求职这条主线使用系统的核心功能，企业则通过系统完成岗位发布与招聘管理。根据以上功能划分，系统总体框架如图 4.1.1 所示。</w:t>
       </w:r>
     </w:p>
     <w:p>
@@ -1844,7 +2121,7 @@
                     </pic:cNvPicPr>
                   </pic:nvPicPr>
                   <pic:blipFill>
-                    <a:blip r:embed="rId6"/>
+                    <a:blip r:embed="rId8"/>
                     <a:stretch>
                       <a:fillRect/>
                     </a:stretch>
@@ -1898,46 +2175,64 @@
     </w:p>
     <w:p>
       <w:pPr>
-        <w:rPr>
-          <w:rFonts w:ascii="宋体" w:hAnsi="宋体" w:eastAsia="宋体" w:cs="宋体"/>
-          <w:sz w:val="24"/>
-        </w:rPr>
-      </w:pPr>
-      <w:r>
-        <w:rPr>
-          <w:rFonts w:ascii="宋体" w:hAnsi="宋体" w:eastAsia="宋体" w:cs="宋体"/>
-          <w:sz w:val="24"/>
-        </w:rPr>
+        <w:pStyle w:val="4"/>
+        <w:bidi w:val="0"/>
+      </w:pPr>
+      <w:r>
         <w:t>4.1.2 系统总体结构设计</w:t>
       </w:r>
     </w:p>
     <w:p>
-      <w:pPr>
-        <w:rPr>
-          <w:rFonts w:ascii="宋体" w:hAnsi="宋体" w:eastAsia="宋体" w:cs="宋体"/>
-          <w:sz w:val="24"/>
-        </w:rPr>
-      </w:pPr>
-      <w:r>
-        <w:rPr>
-          <w:rFonts w:ascii="宋体" w:hAnsi="宋体" w:eastAsia="宋体" w:cs="宋体"/>
-          <w:sz w:val="24"/>
-        </w:rPr>
+      <w:r>
+        <w:rPr>
+          <w:rFonts w:hint="eastAsia"/>
+        </w:rPr>
+        <w:t>本系统面向的用户群体较为分散，学生、企业、辅导员和管理员可能在不同地点、通过不同设备访问系统，既要保证信息传递的及时性与准确性，又要做到易于维护和扩展。综合考虑以上因素，系统最终选用 B/S 架构模式进行构建。用户只需通过浏览器即可访问系统的全部功能，无需安装任何客户端软件，跨平台的兼容性也得到了较好的保障。与此同时，系统的升级与日常维护只需在服务端进行，不会对用户的正常使用造成任何影响，整体运维成本较低。</w:t>
+      </w:r>
+    </w:p>
+    <w:p>
+      <w:pPr>
+        <w:pStyle w:val="4"/>
+        <w:bidi w:val="0"/>
+      </w:pPr>
+      <w:r>
         <w:t>4.1.3 系统功能设计</w:t>
       </w:r>
     </w:p>
     <w:p>
       <w:pPr>
         <w:rPr>
-          <w:rFonts w:ascii="宋体" w:hAnsi="宋体" w:eastAsia="宋体" w:cs="宋体"/>
-          <w:sz w:val="24"/>
-        </w:rPr>
-      </w:pPr>
-      <w:r>
-        <w:rPr>
-          <w:rFonts w:ascii="宋体" w:hAnsi="宋体" w:eastAsia="宋体" w:cs="宋体"/>
-          <w:sz w:val="24"/>
-        </w:rPr>
+          <w:rFonts w:hint="eastAsia"/>
+        </w:rPr>
+      </w:pPr>
+      <w:r>
+        <w:rPr>
+          <w:rFonts w:hint="eastAsia"/>
+        </w:rPr>
+        <w:t>通过第三章系统需求分析，就业指导系统分为四大核心模块：管理员管理模块、辅导员管理模块、学生管理模块、企业管理模块。如图 4.1.3 所示。</w:t>
+      </w:r>
+    </w:p>
+    <w:p>
+      <w:pPr>
+        <w:rPr>
+          <w:rFonts w:hint="eastAsia" w:eastAsiaTheme="minorEastAsia"/>
+          <w:lang w:val="en-US" w:eastAsia="zh-CN"/>
+        </w:rPr>
+      </w:pPr>
+      <w:r>
+        <w:rPr>
+          <w:rFonts w:hint="eastAsia"/>
+          <w:lang w:val="en-US" w:eastAsia="zh-CN"/>
+        </w:rPr>
+        <w:t>图</w:t>
+      </w:r>
+    </w:p>
+    <w:p>
+      <w:pPr>
+        <w:pStyle w:val="4"/>
+        <w:bidi w:val="0"/>
+      </w:pPr>
+      <w:r>
         <w:t>4.2 系统的详细设计</w:t>
       </w:r>
     </w:p>
@@ -2052,6 +2347,8 @@
         </w:rPr>
         <w:t>5.1 系统功能模块的实现</w:t>
       </w:r>
+      <w:bookmarkStart w:id="0" w:name="_GoBack"/>
+      <w:bookmarkEnd w:id="0"/>
     </w:p>
     <w:p>
       <w:pPr>
@@ -2236,6 +2533,60 @@
     </w:sectPr>
   </w:body>
 </w:document>
+</file>
+
+<file path=word/endnotes.xml><?xml version="1.0" encoding="utf-8"?>
+<w:endnotes xmlns:wpc="http://schemas.microsoft.com/office/word/2010/wordprocessingCanvas" xmlns:mc="http://schemas.openxmlformats.org/markup-compatibility/2006" xmlns:o="urn:schemas-microsoft-com:office:office" xmlns:r="http://schemas.openxmlformats.org/officeDocument/2006/relationships" xmlns:m="http://schemas.openxmlformats.org/officeDocument/2006/math" xmlns:v="urn:schemas-microsoft-com:vml" xmlns:wp14="http://schemas.microsoft.com/office/word/2010/wordprocessingDrawing" xmlns:wp="http://schemas.openxmlformats.org/drawingml/2006/wordprocessingDrawing" xmlns:w="http://schemas.openxmlformats.org/wordprocessingml/2006/main" xmlns:w14="http://schemas.microsoft.com/office/word/2010/wordml" xmlns:w15="http://schemas.microsoft.com/office/word/2012/wordml" xmlns:w10="urn:schemas-microsoft-com:office:word" xmlns:wpg="http://schemas.microsoft.com/office/word/2010/wordprocessingGroup" xmlns:wpi="http://schemas.microsoft.com/office/word/2010/wordprocessingInk" xmlns:wne="http://schemas.microsoft.com/office/word/2006/wordml" xmlns:wps="http://schemas.microsoft.com/office/word/2010/wordprocessingShape" xmlns:wpsCustomData="http://www.wps.cn/officeDocument/2013/wpsCustomData" mc:Ignorable="w14 w15 wp14">
+  <w:endnote w:type="separator" w:id="0">
+    <w:p>
+      <w:pPr>
+        <w:spacing w:line="240" w:lineRule="auto"/>
+        <w:ind w:firstLine="420"/>
+      </w:pPr>
+      <w:r>
+        <w:separator/>
+      </w:r>
+    </w:p>
+  </w:endnote>
+  <w:endnote w:type="continuationSeparator" w:id="1">
+    <w:p>
+      <w:pPr>
+        <w:spacing w:line="240" w:lineRule="auto"/>
+        <w:ind w:firstLine="420"/>
+      </w:pPr>
+      <w:r>
+        <w:continuationSeparator/>
+      </w:r>
+    </w:p>
+  </w:endnote>
+</w:endnotes>
+</file>
+
+<file path=word/footnotes.xml><?xml version="1.0" encoding="utf-8"?>
+<w:footnotes xmlns:wpc="http://schemas.microsoft.com/office/word/2010/wordprocessingCanvas" xmlns:mc="http://schemas.openxmlformats.org/markup-compatibility/2006" xmlns:o="urn:schemas-microsoft-com:office:office" xmlns:r="http://schemas.openxmlformats.org/officeDocument/2006/relationships" xmlns:m="http://schemas.openxmlformats.org/officeDocument/2006/math" xmlns:v="urn:schemas-microsoft-com:vml" xmlns:wp14="http://schemas.microsoft.com/office/word/2010/wordprocessingDrawing" xmlns:wp="http://schemas.openxmlformats.org/drawingml/2006/wordprocessingDrawing" xmlns:w="http://schemas.openxmlformats.org/wordprocessingml/2006/main" xmlns:w14="http://schemas.microsoft.com/office/word/2010/wordml" xmlns:w15="http://schemas.microsoft.com/office/word/2012/wordml" xmlns:w10="urn:schemas-microsoft-com:office:word" xmlns:wpg="http://schemas.microsoft.com/office/word/2010/wordprocessingGroup" xmlns:wpi="http://schemas.microsoft.com/office/word/2010/wordprocessingInk" xmlns:wne="http://schemas.microsoft.com/office/word/2006/wordml" xmlns:wps="http://schemas.microsoft.com/office/word/2010/wordprocessingShape" xmlns:wpsCustomData="http://www.wps.cn/officeDocument/2013/wpsCustomData" mc:Ignorable="w14 w15 wp14">
+  <w:footnote w:type="separator" w:id="0">
+    <w:p>
+      <w:pPr>
+        <w:spacing w:line="360" w:lineRule="auto"/>
+        <w:ind w:firstLine="420"/>
+      </w:pPr>
+      <w:r>
+        <w:separator/>
+      </w:r>
+    </w:p>
+  </w:footnote>
+  <w:footnote w:type="continuationSeparator" w:id="1">
+    <w:p>
+      <w:pPr>
+        <w:spacing w:line="360" w:lineRule="auto"/>
+        <w:ind w:firstLine="420"/>
+      </w:pPr>
+      <w:r>
+        <w:continuationSeparator/>
+      </w:r>
+    </w:p>
+  </w:footnote>
+</w:footnotes>
 </file>
 
 <file path=word/styles.xml><?xml version="1.0" encoding="utf-8"?>
@@ -2504,10 +2855,12 @@
     <w:uiPriority w:val="0"/>
     <w:pPr>
       <w:widowControl w:val="0"/>
+      <w:spacing w:line="360" w:lineRule="auto"/>
+      <w:ind w:firstLine="480" w:firstLineChars="200"/>
       <w:jc w:val="both"/>
     </w:pPr>
     <w:rPr>
-      <w:rFonts w:asciiTheme="minorHAnsi" w:hAnsiTheme="minorHAnsi" w:eastAsiaTheme="minorEastAsia" w:cstheme="minorBidi"/>
+      <w:rFonts w:asciiTheme="minorAscii" w:hAnsiTheme="minorAscii" w:eastAsiaTheme="minorEastAsia" w:cstheme="minorBidi"/>
       <w:kern w:val="2"/>
       <w:sz w:val="21"/>
       <w:szCs w:val="24"/>
@@ -2569,13 +2922,13 @@
       <w:sz w:val="32"/>
     </w:rPr>
   </w:style>
-  <w:style w:type="character" w:default="1" w:styleId="6">
+  <w:style w:type="character" w:default="1" w:styleId="7">
     <w:name w:val="Default Paragraph Font"/>
     <w:semiHidden/>
     <w:qFormat/>
     <w:uiPriority w:val="0"/>
   </w:style>
-  <w:style w:type="table" w:default="1" w:styleId="5">
+  <w:style w:type="table" w:default="1" w:styleId="6">
     <w:name w:val="Normal Table"/>
     <w:semiHidden/>
     <w:uiPriority w:val="0"/>
@@ -2587,6 +2940,14 @@
         <w:right w:w="108" w:type="dxa"/>
       </w:tblCellMar>
     </w:tblPr>
+  </w:style>
+  <w:style w:type="paragraph" w:styleId="5">
+    <w:name w:val="Normal (Web)"/>
+    <w:basedOn w:val="1"/>
+    <w:uiPriority w:val="0"/>
+    <w:rPr>
+      <w:sz w:val="24"/>
+    </w:rPr>
   </w:style>
 </w:styles>
 </file>

--- a/hxx毕设-副本.docx
+++ b/hxx毕设-副本.docx
@@ -7,6 +7,8 @@
         <w:pStyle w:val="2"/>
         <w:ind w:firstLine="0" w:firstLineChars="0"/>
       </w:pPr>
+      <w:bookmarkStart w:id="0" w:name="_GoBack"/>
+      <w:bookmarkEnd w:id="0"/>
       <w:r>
         <w:rPr>
           <w:rFonts w:hint="eastAsia"/>
@@ -29588,12 +29590,6 @@
             <w:insideH w:val="single" w:color="auto" w:sz="4" w:space="0"/>
             <w:insideV w:val="single" w:color="auto" w:sz="4" w:space="0"/>
           </w:tblBorders>
-          <w:tblCellMar>
-            <w:top w:w="0" w:type="dxa"/>
-            <w:left w:w="10" w:type="dxa"/>
-            <w:bottom w:w="0" w:type="dxa"/>
-            <w:right w:w="10" w:type="dxa"/>
-          </w:tblCellMar>
         </w:tblPrEx>
         <w:trPr>
           <w:trHeight w:val="0" w:hRule="atLeast"/>
@@ -31229,8 +31225,6 @@
           <w:lang w:eastAsia="zh-CN"/>
         </w:rPr>
       </w:pPr>
-      <w:bookmarkStart w:id="0" w:name="_GoBack"/>
-      <w:bookmarkEnd w:id="0"/>
       <w:r>
         <w:rPr>
           <w:rFonts w:hint="eastAsia" w:eastAsiaTheme="minorEastAsia"/>
